--- a/public/gallery/examples/data-scientist/zh-hant-tw/resume.docx
+++ b/public/gallery/examples/data-scientist/zh-hant-tw/resume.docx
@@ -66,7 +66,7 @@
         </w:rPr>
         <w:t xml:space="preserve">📧 </w:t>
       </w:r>
-      <w:hyperlink w:history="1" r:id="rId8vhdoiyeln6unizihs1zq">
+      <w:hyperlink w:history="1" r:id="rId1fvvcxp-q7lwuhyy1-e3b">
         <w:r>
           <w:rPr>
             <w:sz w:val="18"/>
@@ -89,7 +89,7 @@
         </w:rPr>
         <w:t xml:space="preserve">🔗 </w:t>
       </w:r>
-      <w:hyperlink w:history="1" r:id="rIdj4e6f6y66ro-hnioh0fca">
+      <w:hyperlink w:history="1" r:id="rIdol1-8wilxkg8wgu3xvb-l">
         <w:r>
           <w:rPr>
             <w:sz w:val="18"/>
@@ -124,7 +124,7 @@
         <w:spacing w:after="200" w:line="276"/>
         <w:jc w:val="center"/>
       </w:pPr>
-      <w:hyperlink w:history="1" r:id="rIdkzzfn2ftk0ybviccezete">
+      <w:hyperlink w:history="1" r:id="rIdinnza3pss1p3d1h5zdcah">
         <w:r>
           <w:rPr>
             <w:sz w:val="18"/>
@@ -140,7 +140,7 @@
         </w:rPr>
         <w:t xml:space="preserve"> • </w:t>
       </w:r>
-      <w:hyperlink w:history="1" r:id="rIdfzbgm7ab9jst-v260gjx2">
+      <w:hyperlink w:history="1" r:id="rIdkso90-_e26-wwdmxkel6m">
         <w:r>
           <w:rPr>
             <w:sz w:val="18"/>
@@ -156,7 +156,7 @@
         </w:rPr>
         <w:t xml:space="preserve"> • </w:t>
       </w:r>
-      <w:hyperlink w:history="1" r:id="rIdhuazjgomhumaoyok8zfaw">
+      <w:hyperlink w:history="1" r:id="rId4wxegon8qhsbljdu5qmss">
         <w:r>
           <w:rPr>
             <w:sz w:val="18"/>
@@ -315,7 +315,7 @@
         </w:rPr>
         <w:t xml:space="preserve">	</w:t>
       </w:r>
-      <w:hyperlink w:history="1" r:id="rIdj1pd29mvucqfeumxpp4ax">
+      <w:hyperlink w:history="1" r:id="rId07xu5qnnzdokoz6uu5iyf">
         <w:r>
           <w:rPr>
             <w:sz w:val="18"/>
@@ -414,7 +414,7 @@
         </w:rPr>
         <w:t xml:space="preserve">	</w:t>
       </w:r>
-      <w:hyperlink w:history="1" r:id="rIdt0a36pdllbzthmagl3mon">
+      <w:hyperlink w:history="1" r:id="rIdyykwcp0q2bfxapzlxbrr5">
         <w:r>
           <w:rPr>
             <w:sz w:val="18"/>
@@ -532,7 +532,7 @@
         </w:rPr>
         <w:t xml:space="preserve">	</w:t>
       </w:r>
-      <w:hyperlink w:history="1" r:id="rId3w4kkv27-g3tlyokegejc">
+      <w:hyperlink w:history="1" r:id="rIdv4emfnduf6119aaem3wa0">
         <w:r>
           <w:rPr>
             <w:sz w:val="18"/>
@@ -695,7 +695,7 @@
         </w:rPr>
         <w:t xml:space="preserve">	</w:t>
       </w:r>
-      <w:hyperlink w:history="1" r:id="rId9qxcrc9_-b3023ogvwvwc">
+      <w:hyperlink w:history="1" r:id="rIdl8krf2odonpcqk9hdvxih">
         <w:r>
           <w:rPr>
             <w:sz w:val="18"/>
@@ -1121,7 +1121,7 @@
         </w:rPr>
         <w:t xml:space="preserve">	</w:t>
       </w:r>
-      <w:hyperlink w:history="1" r:id="rIdcjtl85cn5ubnyg-zhmnri">
+      <w:hyperlink w:history="1" r:id="rIdgptp6ec_idattkyyeumtq">
         <w:r>
           <w:rPr>
             <w:sz w:val="18"/>
@@ -1187,7 +1187,7 @@
         </w:rPr>
         <w:t xml:space="preserve">	</w:t>
       </w:r>
-      <w:hyperlink w:history="1" r:id="rId-wfal2yprgagy3pag6r40">
+      <w:hyperlink w:history="1" r:id="rIdhma4iu1rjw-pbpjmnvsjr">
         <w:r>
           <w:rPr>
             <w:sz w:val="18"/>
@@ -1272,7 +1272,7 @@
         </w:rPr>
         <w:t xml:space="preserve">	</w:t>
       </w:r>
-      <w:hyperlink w:history="1" r:id="rIdsolqzom91gwy7zddg3ims">
+      <w:hyperlink w:history="1" r:id="rIdsevawhbvbfovx9p7oyeni">
         <w:r>
           <w:rPr>
             <w:sz w:val="18"/>
@@ -1369,7 +1369,7 @@
         </w:rPr>
         <w:t xml:space="preserve">	</w:t>
       </w:r>
-      <w:hyperlink w:history="1" r:id="rIdjssip0nemffpkki0xgikc">
+      <w:hyperlink w:history="1" r:id="rIdi7fkeql6rfedhipyh7943">
         <w:r>
           <w:rPr>
             <w:sz w:val="18"/>
@@ -1513,7 +1513,7 @@
         </w:rPr>
         <w:t xml:space="preserve">	</w:t>
       </w:r>
-      <w:hyperlink w:history="1" r:id="rIdxq5csa2nfux9yen8usgfc">
+      <w:hyperlink w:history="1" r:id="rIdqujyveeuqby0nhickz9tn">
         <w:r>
           <w:rPr>
             <w:sz w:val="18"/>
@@ -1737,7 +1737,7 @@
         </w:rPr>
         <w:t xml:space="preserve">	</w:t>
       </w:r>
-      <w:hyperlink w:history="1" r:id="rId649tyzrx0i4or7v2uu7x-">
+      <w:hyperlink w:history="1" r:id="rIdrhgsk9dwjvcg4z9hjkf_f">
         <w:r>
           <w:rPr>
             <w:sz w:val="18"/>
